--- a/reports/template.docx
+++ b/reports/template.docx
@@ -2,11 +2,7 @@
 <file path=word/document.xml><?xml version="1.0" encoding="utf-8"?>
 <w:document xmlns:wpc="http://schemas.microsoft.com/office/word/2010/wordprocessingCanvas" xmlns:cx="http://schemas.microsoft.com/office/drawing/2014/chartex" xmlns:cx1="http://schemas.microsoft.com/office/drawing/2015/9/8/chartex" xmlns:cx2="http://schemas.microsoft.com/office/drawing/2015/10/21/chartex" xmlns:cx3="http://schemas.microsoft.com/office/drawing/2016/5/9/chartex" xmlns:cx4="http://schemas.microsoft.com/office/drawing/2016/5/10/chartex" xmlns:cx5="http://schemas.microsoft.com/office/drawing/2016/5/11/chartex" xmlns:cx6="http://schemas.microsoft.com/office/drawing/2016/5/12/chartex" xmlns:cx7="http://schemas.microsoft.com/office/drawing/2016/5/13/chartex" xmlns:cx8="http://schemas.microsoft.com/office/drawing/2016/5/14/chartex" xmlns:mc="http://schemas.openxmlformats.org/markup-compatibility/2006" xmlns:aink="http://schemas.microsoft.com/office/drawing/2016/ink" xmlns:am3d="http://schemas.microsoft.com/office/drawing/2017/model3d" xmlns:o="urn:schemas-microsoft-com:office:office" xmlns:oel="http://schemas.microsoft.com/office/2019/extlst" xmlns:r="http://schemas.openxmlformats.org/officeDocument/2006/relationships" xmlns:m="http://schemas.openxmlformats.org/officeDocument/2006/math" xmlns:v="urn:schemas-microsoft-com:vml" xmlns:wp14="http://schemas.microsoft.com/office/word/2010/wordprocessingDrawing" xmlns:wp="http://schemas.openxmlformats.org/drawingml/2006/wordprocessingDrawing" xmlns:w10="urn:schemas-microsoft-com:office:word" xmlns:w="http://schemas.openxmlformats.org/wordprocessingml/2006/main" xmlns:w14="http://schemas.microsoft.com/office/word/2010/wordml" xmlns:w15="http://schemas.microsoft.com/office/word/2012/wordml" xmlns:w16cex="http://schemas.microsoft.com/office/word/2018/wordml/cex" xmlns:w16cid="http://schemas.microsoft.com/office/word/2016/wordml/cid" xmlns:w16="http://schemas.microsoft.com/office/word/2018/wordml" xmlns:w16du="http://schemas.microsoft.com/office/word/2023/wordml/word16du" xmlns:w16sdtdh="http://schemas.microsoft.com/office/word/2020/wordml/sdtdatahash" xmlns:w16sdtfl="http://schemas.microsoft.com/office/word/2024/wordml/sdtformatlock" xmlns:w16se="http://schemas.microsoft.com/office/word/2015/wordml/symex" xmlns:wpg="http://schemas.microsoft.com/office/word/2010/wordprocessingGroup" xmlns:wpi="http://schemas.microsoft.com/office/word/2010/wordprocessingInk" xmlns:wne="http://schemas.microsoft.com/office/word/2006/wordml" xmlns:wps="http://schemas.microsoft.com/office/word/2010/wordprocessingShape" mc:Ignorable="w14 w15 w16se w16cid w16 w16cex w16sdtdh w16sdtfl w16du wp14">
   <w:body>
-    <w:p>
-      <w:pPr>
-        <w:pStyle w:val="Heading2"/>
-      </w:pPr>
-    </w:p>
+    <w:p/>
     <w:sectPr>
       <w:headerReference w:type="even" r:id="rId6"/>
       <w:headerReference w:type="default" r:id="rId7"/>
@@ -912,7 +908,7 @@
   <w:style w:type="paragraph" w:default="1" w:styleId="Normal">
     <w:name w:val="Normal"/>
     <w:qFormat/>
-    <w:rsid w:val="00B95B90"/>
+    <w:rsid w:val="00D40977"/>
     <w:rPr>
       <w:rFonts w:ascii="Times New Roman" w:hAnsi="Times New Roman"/>
     </w:rPr>
@@ -1477,6 +1473,18 @@
     <w:rPr>
       <w:rFonts w:ascii="Times New Roman" w:hAnsi="Times New Roman"/>
     </w:rPr>
+  </w:style>
+  <w:style w:type="paragraph" w:styleId="Bibliography">
+    <w:name w:val="Bibliography"/>
+    <w:basedOn w:val="Normal"/>
+    <w:next w:val="Normal"/>
+    <w:uiPriority w:val="37"/>
+    <w:semiHidden/>
+    <w:unhideWhenUsed/>
+    <w:rsid w:val="00D40977"/>
+    <w:pPr>
+      <w:ind w:left="720" w:hanging="720"/>
+    </w:pPr>
   </w:style>
 </w:styles>
 </file>

--- a/reports/template.docx
+++ b/reports/template.docx
@@ -2,7 +2,11 @@
 <file path=word/document.xml><?xml version="1.0" encoding="utf-8"?>
 <w:document xmlns:wpc="http://schemas.microsoft.com/office/word/2010/wordprocessingCanvas" xmlns:cx="http://schemas.microsoft.com/office/drawing/2014/chartex" xmlns:cx1="http://schemas.microsoft.com/office/drawing/2015/9/8/chartex" xmlns:cx2="http://schemas.microsoft.com/office/drawing/2015/10/21/chartex" xmlns:cx3="http://schemas.microsoft.com/office/drawing/2016/5/9/chartex" xmlns:cx4="http://schemas.microsoft.com/office/drawing/2016/5/10/chartex" xmlns:cx5="http://schemas.microsoft.com/office/drawing/2016/5/11/chartex" xmlns:cx6="http://schemas.microsoft.com/office/drawing/2016/5/12/chartex" xmlns:cx7="http://schemas.microsoft.com/office/drawing/2016/5/13/chartex" xmlns:cx8="http://schemas.microsoft.com/office/drawing/2016/5/14/chartex" xmlns:mc="http://schemas.openxmlformats.org/markup-compatibility/2006" xmlns:aink="http://schemas.microsoft.com/office/drawing/2016/ink" xmlns:am3d="http://schemas.microsoft.com/office/drawing/2017/model3d" xmlns:o="urn:schemas-microsoft-com:office:office" xmlns:oel="http://schemas.microsoft.com/office/2019/extlst" xmlns:r="http://schemas.openxmlformats.org/officeDocument/2006/relationships" xmlns:m="http://schemas.openxmlformats.org/officeDocument/2006/math" xmlns:v="urn:schemas-microsoft-com:vml" xmlns:wp14="http://schemas.microsoft.com/office/word/2010/wordprocessingDrawing" xmlns:wp="http://schemas.openxmlformats.org/drawingml/2006/wordprocessingDrawing" xmlns:w10="urn:schemas-microsoft-com:office:word" xmlns:w="http://schemas.openxmlformats.org/wordprocessingml/2006/main" xmlns:w14="http://schemas.microsoft.com/office/word/2010/wordml" xmlns:w15="http://schemas.microsoft.com/office/word/2012/wordml" xmlns:w16cex="http://schemas.microsoft.com/office/word/2018/wordml/cex" xmlns:w16cid="http://schemas.microsoft.com/office/word/2016/wordml/cid" xmlns:w16="http://schemas.microsoft.com/office/word/2018/wordml" xmlns:w16du="http://schemas.microsoft.com/office/word/2023/wordml/word16du" xmlns:w16sdtdh="http://schemas.microsoft.com/office/word/2020/wordml/sdtdatahash" xmlns:w16sdtfl="http://schemas.microsoft.com/office/word/2024/wordml/sdtformatlock" xmlns:w16se="http://schemas.microsoft.com/office/word/2015/wordml/symex" xmlns:wpg="http://schemas.microsoft.com/office/word/2010/wordprocessingGroup" xmlns:wpi="http://schemas.microsoft.com/office/word/2010/wordprocessingInk" xmlns:wne="http://schemas.microsoft.com/office/word/2006/wordml" xmlns:wps="http://schemas.microsoft.com/office/word/2010/wordprocessingShape" mc:Ignorable="w14 w15 w16se w16cid w16 w16cex w16sdtdh w16sdtfl w16du wp14">
   <w:body>
-    <w:p/>
+    <w:p>
+      <w:pPr>
+        <w:pStyle w:val="Caption"/>
+      </w:pPr>
+    </w:p>
     <w:sectPr>
       <w:headerReference w:type="even" r:id="rId6"/>
       <w:headerReference w:type="default" r:id="rId7"/>
@@ -908,7 +912,7 @@
   <w:style w:type="paragraph" w:default="1" w:styleId="Normal">
     <w:name w:val="Normal"/>
     <w:qFormat/>
-    <w:rsid w:val="00D40977"/>
+    <w:rsid w:val="00A96D17"/>
     <w:rPr>
       <w:rFonts w:ascii="Times New Roman" w:hAnsi="Times New Roman"/>
     </w:rPr>
@@ -920,7 +924,7 @@
     <w:link w:val="Heading1Char"/>
     <w:uiPriority w:val="9"/>
     <w:qFormat/>
-    <w:rsid w:val="00B95B90"/>
+    <w:rsid w:val="00A96D17"/>
     <w:pPr>
       <w:keepNext/>
       <w:keepLines/>
@@ -928,9 +932,9 @@
       <w:outlineLvl w:val="0"/>
     </w:pPr>
     <w:rPr>
-      <w:rFonts w:eastAsiaTheme="majorEastAsia" w:cstheme="majorBidi"/>
-      <w:color w:val="0F4761" w:themeColor="accent1" w:themeShade="BF"/>
-      <w:sz w:val="40"/>
+      <w:rFonts w:ascii="Montserrat" w:eastAsiaTheme="majorEastAsia" w:hAnsi="Montserrat" w:cstheme="majorBidi"/>
+      <w:b/>
+      <w:sz w:val="32"/>
       <w:szCs w:val="40"/>
     </w:rPr>
   </w:style>
@@ -942,7 +946,7 @@
     <w:uiPriority w:val="9"/>
     <w:unhideWhenUsed/>
     <w:qFormat/>
-    <w:rsid w:val="00B95B90"/>
+    <w:rsid w:val="00A96D17"/>
     <w:pPr>
       <w:keepNext/>
       <w:keepLines/>
@@ -950,9 +954,9 @@
       <w:outlineLvl w:val="1"/>
     </w:pPr>
     <w:rPr>
-      <w:rFonts w:eastAsiaTheme="majorEastAsia" w:cstheme="majorBidi"/>
-      <w:color w:val="0F4761" w:themeColor="accent1" w:themeShade="BF"/>
-      <w:sz w:val="32"/>
+      <w:rFonts w:ascii="Montserrat" w:eastAsiaTheme="majorEastAsia" w:hAnsi="Montserrat" w:cstheme="majorBidi"/>
+      <w:b/>
+      <w:sz w:val="28"/>
       <w:szCs w:val="32"/>
     </w:rPr>
   </w:style>
@@ -1143,11 +1147,11 @@
     <w:basedOn w:val="DefaultParagraphFont"/>
     <w:link w:val="Heading1"/>
     <w:uiPriority w:val="9"/>
-    <w:rsid w:val="00B95B90"/>
-    <w:rPr>
-      <w:rFonts w:ascii="Times New Roman" w:eastAsiaTheme="majorEastAsia" w:hAnsi="Times New Roman" w:cstheme="majorBidi"/>
-      <w:color w:val="0F4761" w:themeColor="accent1" w:themeShade="BF"/>
-      <w:sz w:val="40"/>
+    <w:rsid w:val="00A96D17"/>
+    <w:rPr>
+      <w:rFonts w:ascii="Montserrat" w:eastAsiaTheme="majorEastAsia" w:hAnsi="Montserrat" w:cstheme="majorBidi"/>
+      <w:b/>
+      <w:sz w:val="32"/>
       <w:szCs w:val="40"/>
     </w:rPr>
   </w:style>
@@ -1156,11 +1160,11 @@
     <w:basedOn w:val="DefaultParagraphFont"/>
     <w:link w:val="Heading2"/>
     <w:uiPriority w:val="9"/>
-    <w:rsid w:val="00B95B90"/>
-    <w:rPr>
-      <w:rFonts w:ascii="Times New Roman" w:eastAsiaTheme="majorEastAsia" w:hAnsi="Times New Roman" w:cstheme="majorBidi"/>
-      <w:color w:val="0F4761" w:themeColor="accent1" w:themeShade="BF"/>
-      <w:sz w:val="32"/>
+    <w:rsid w:val="00A96D17"/>
+    <w:rPr>
+      <w:rFonts w:ascii="Montserrat" w:eastAsiaTheme="majorEastAsia" w:hAnsi="Montserrat" w:cstheme="majorBidi"/>
+      <w:b/>
+      <w:sz w:val="28"/>
       <w:szCs w:val="32"/>
     </w:rPr>
   </w:style>
@@ -1263,16 +1267,17 @@
     <w:link w:val="TitleChar"/>
     <w:uiPriority w:val="10"/>
     <w:qFormat/>
-    <w:rsid w:val="00B95B90"/>
+    <w:rsid w:val="00305C7B"/>
     <w:pPr>
       <w:spacing w:after="80" w:line="240" w:lineRule="auto"/>
       <w:contextualSpacing/>
     </w:pPr>
     <w:rPr>
-      <w:rFonts w:eastAsiaTheme="majorEastAsia" w:cstheme="majorBidi"/>
+      <w:rFonts w:ascii="Montserrat" w:eastAsiaTheme="majorEastAsia" w:hAnsi="Montserrat" w:cstheme="majorBidi"/>
+      <w:b/>
       <w:spacing w:val="-10"/>
       <w:kern w:val="28"/>
-      <w:sz w:val="56"/>
+      <w:sz w:val="48"/>
       <w:szCs w:val="56"/>
     </w:rPr>
   </w:style>
@@ -1281,12 +1286,13 @@
     <w:basedOn w:val="DefaultParagraphFont"/>
     <w:link w:val="Title"/>
     <w:uiPriority w:val="10"/>
-    <w:rsid w:val="00B95B90"/>
-    <w:rPr>
-      <w:rFonts w:ascii="Times New Roman" w:eastAsiaTheme="majorEastAsia" w:hAnsi="Times New Roman" w:cstheme="majorBidi"/>
+    <w:rsid w:val="00305C7B"/>
+    <w:rPr>
+      <w:rFonts w:ascii="Montserrat" w:eastAsiaTheme="majorEastAsia" w:hAnsi="Montserrat" w:cstheme="majorBidi"/>
+      <w:b/>
       <w:spacing w:val="-10"/>
       <w:kern w:val="28"/>
-      <w:sz w:val="56"/>
+      <w:sz w:val="48"/>
       <w:szCs w:val="56"/>
     </w:rPr>
   </w:style>
@@ -1485,6 +1491,26 @@
     <w:pPr>
       <w:ind w:left="720" w:hanging="720"/>
     </w:pPr>
+  </w:style>
+  <w:style w:type="paragraph" w:styleId="Caption">
+    <w:name w:val="caption"/>
+    <w:basedOn w:val="Normal"/>
+    <w:next w:val="Normal"/>
+    <w:uiPriority w:val="35"/>
+    <w:unhideWhenUsed/>
+    <w:qFormat/>
+    <w:rsid w:val="00305C7B"/>
+    <w:pPr>
+      <w:spacing w:after="200" w:line="240" w:lineRule="auto"/>
+    </w:pPr>
+    <w:rPr>
+      <w:rFonts w:ascii="Montserrat" w:hAnsi="Montserrat"/>
+      <w:i/>
+      <w:iCs/>
+      <w:color w:val="A6A6A6" w:themeColor="background1" w:themeShade="A6"/>
+      <w:sz w:val="21"/>
+      <w:szCs w:val="18"/>
+    </w:rPr>
   </w:style>
 </w:styles>
 </file>

--- a/reports/template.docx
+++ b/reports/template.docx
@@ -4,7 +4,7 @@
   <w:body>
     <w:p>
       <w:pPr>
-        <w:pStyle w:val="Caption"/>
+        <w:pStyle w:val="FigureCaptionCustom"/>
       </w:pPr>
     </w:p>
     <w:sectPr>
@@ -1499,18 +1499,23 @@
     <w:uiPriority w:val="35"/>
     <w:unhideWhenUsed/>
     <w:qFormat/>
-    <w:rsid w:val="00305C7B"/>
+    <w:rsid w:val="002774C0"/>
     <w:pPr>
       <w:spacing w:after="200" w:line="240" w:lineRule="auto"/>
-    </w:pPr>
-    <w:rPr>
-      <w:rFonts w:ascii="Montserrat" w:hAnsi="Montserrat"/>
+      <w:jc w:val="center"/>
+    </w:pPr>
+    <w:rPr>
       <w:i/>
       <w:iCs/>
-      <w:color w:val="A6A6A6" w:themeColor="background1" w:themeShade="A6"/>
-      <w:sz w:val="21"/>
+      <w:sz w:val="20"/>
       <w:szCs w:val="18"/>
     </w:rPr>
+  </w:style>
+  <w:style w:type="paragraph" w:customStyle="1" w:styleId="FigureCaptionCustom">
+    <w:name w:val="FigureCaptionCustom"/>
+    <w:basedOn w:val="Caption"/>
+    <w:qFormat/>
+    <w:rsid w:val="0048758A"/>
   </w:style>
 </w:styles>
 </file>

--- a/reports/template.docx
+++ b/reports/template.docx
@@ -4,7 +4,7 @@
   <w:body>
     <w:p>
       <w:pPr>
-        <w:pStyle w:val="FigureCaptionCustom"/>
+        <w:pStyle w:val="Heading1"/>
       </w:pPr>
     </w:p>
     <w:sectPr>
@@ -1517,6 +1517,23 @@
     <w:qFormat/>
     <w:rsid w:val="0048758A"/>
   </w:style>
+  <w:style w:type="paragraph" w:styleId="TOCHeading">
+    <w:name w:val="TOC Heading"/>
+    <w:basedOn w:val="Heading1"/>
+    <w:next w:val="Normal"/>
+    <w:uiPriority w:val="39"/>
+    <w:semiHidden/>
+    <w:unhideWhenUsed/>
+    <w:qFormat/>
+    <w:rsid w:val="005406A2"/>
+    <w:pPr>
+      <w:spacing w:before="240" w:after="0"/>
+      <w:outlineLvl w:val="9"/>
+    </w:pPr>
+    <w:rPr>
+      <w:szCs w:val="32"/>
+    </w:rPr>
+  </w:style>
 </w:styles>
 </file>
 

--- a/reports/template.docx
+++ b/reports/template.docx
@@ -4,7 +4,8 @@
   <w:body>
     <w:p>
       <w:pPr>
-        <w:pStyle w:val="Heading1"/>
+        <w:pStyle w:val="BlockText1"/>
+        <w:ind w:left="0"/>
       </w:pPr>
     </w:p>
     <w:sectPr>
@@ -1338,15 +1339,15 @@
     <w:link w:val="QuoteChar"/>
     <w:uiPriority w:val="29"/>
     <w:qFormat/>
-    <w:rsid w:val="00777336"/>
-    <w:pPr>
-      <w:spacing w:before="160"/>
-      <w:jc w:val="center"/>
+    <w:rsid w:val="00902CF8"/>
+    <w:pPr>
+      <w:ind w:left="720" w:right="720"/>
     </w:pPr>
     <w:rPr>
       <w:i/>
       <w:iCs/>
       <w:color w:val="404040" w:themeColor="text1" w:themeTint="BF"/>
+      <w:sz w:val="22"/>
     </w:rPr>
   </w:style>
   <w:style w:type="character" w:customStyle="1" w:styleId="QuoteChar">
@@ -1354,11 +1355,13 @@
     <w:basedOn w:val="DefaultParagraphFont"/>
     <w:link w:val="Quote"/>
     <w:uiPriority w:val="29"/>
-    <w:rsid w:val="00777336"/>
-    <w:rPr>
+    <w:rsid w:val="00902CF8"/>
+    <w:rPr>
+      <w:rFonts w:ascii="Times New Roman" w:hAnsi="Times New Roman"/>
       <w:i/>
       <w:iCs/>
       <w:color w:val="404040" w:themeColor="text1" w:themeTint="BF"/>
+      <w:sz w:val="22"/>
     </w:rPr>
   </w:style>
   <w:style w:type="paragraph" w:styleId="ListParagraph">
@@ -1532,6 +1535,21 @@
     </w:pPr>
     <w:rPr>
       <w:szCs w:val="32"/>
+    </w:rPr>
+  </w:style>
+  <w:style w:type="paragraph" w:customStyle="1" w:styleId="BlockText1">
+    <w:name w:val="Block Text1"/>
+    <w:basedOn w:val="Heading1"/>
+    <w:rsid w:val="00410898"/>
+    <w:pPr>
+      <w:spacing w:before="0" w:after="160"/>
+      <w:ind w:left="720" w:right="720"/>
+    </w:pPr>
+    <w:rPr>
+      <w:rFonts w:ascii="Times New Roman" w:hAnsi="Times New Roman"/>
+      <w:b w:val="0"/>
+      <w:i/>
+      <w:sz w:val="22"/>
     </w:rPr>
   </w:style>
 </w:styles>

--- a/reports/template.docx
+++ b/reports/template.docx
@@ -4,8 +4,7 @@
   <w:body>
     <w:p>
       <w:pPr>
-        <w:pStyle w:val="BlockText1"/>
-        <w:ind w:left="0"/>
+        <w:pStyle w:val="ImageCaption"/>
       </w:pPr>
     </w:p>
     <w:sectPr>
@@ -1552,6 +1551,29 @@
       <w:sz w:val="22"/>
     </w:rPr>
   </w:style>
+  <w:style w:type="paragraph" w:customStyle="1" w:styleId="ImageCaption">
+    <w:name w:val="Image Caption"/>
+    <w:basedOn w:val="Normal"/>
+    <w:qFormat/>
+    <w:rsid w:val="00C63FDA"/>
+    <w:pPr>
+      <w:keepNext/>
+      <w:keepLines/>
+      <w:ind w:right="720"/>
+    </w:pPr>
+    <w:rPr>
+      <w:rFonts w:eastAsiaTheme="majorEastAsia" w:cstheme="majorBidi"/>
+      <w:i/>
+      <w:sz w:val="22"/>
+      <w:szCs w:val="40"/>
+    </w:rPr>
+  </w:style>
+  <w:style w:type="paragraph" w:customStyle="1" w:styleId="TableCaption">
+    <w:name w:val="Table Caption"/>
+    <w:basedOn w:val="ImageCaption"/>
+    <w:qFormat/>
+    <w:rsid w:val="00C63FDA"/>
+  </w:style>
 </w:styles>
 </file>
 
